--- a/event_02/forms/apply_symposium_systems_ethology_2nd.docx
+++ b/event_02/forms/apply_symposium_systems_ethology_2nd.docx
@@ -44,9 +44,6 @@
         <w:pBdr>
           <w:bottom w:val="single" w:sz="6" w:space="1" w:color="auto"/>
         </w:pBdr>
-        <w:rPr>
-          <w:rFonts w:hint="eastAsia"/>
-        </w:rPr>
       </w:pPr>
     </w:p>
     <w:p>
@@ -82,6 +79,23 @@
       </w:r>
     </w:p>
     <w:p>
+      <w:r>
+        <w:rPr>
+          <w:rFonts w:hint="eastAsia"/>
+        </w:rPr>
+        <w:t>連絡先</w:t>
+      </w:r>
+      <w:r>
+        <w:t>E-mail</w:t>
+      </w:r>
+      <w:r>
+        <w:rPr>
+          <w:rFonts w:hint="eastAsia"/>
+        </w:rPr>
+        <w:t>：</w:t>
+      </w:r>
+    </w:p>
+    <w:p>
       <w:pPr>
         <w:pBdr>
           <w:bottom w:val="single" w:sz="6" w:space="1" w:color="auto"/>
@@ -93,9 +107,6 @@
         <w:pBdr>
           <w:bottom w:val="single" w:sz="6" w:space="1" w:color="auto"/>
         </w:pBdr>
-        <w:rPr>
-          <w:rFonts w:hint="eastAsia"/>
-        </w:rPr>
       </w:pPr>
     </w:p>
     <w:p>
@@ -150,14 +161,7 @@
           <w:rFonts w:hint="eastAsia"/>
           <w:b/>
         </w:rPr>
-        <w:t>必要があれば項目を追加してください。</w:t>
-      </w:r>
-      <w:r>
-        <w:rPr>
-          <w:rFonts w:hint="eastAsia"/>
-          <w:b/>
-        </w:rPr>
-        <w:t>）</w:t>
+        <w:t>必要があれば項目を追加してください。）</w:t>
       </w:r>
     </w:p>
     <w:p>
@@ -189,7 +193,6 @@
     <w:p>
       <w:pPr>
         <w:rPr>
-          <w:rFonts w:hint="eastAsia"/>
           <w:bCs/>
         </w:rPr>
       </w:pPr>
@@ -222,11 +225,6 @@
       </w:r>
     </w:p>
     <w:p>
-      <w:pPr>
-        <w:rPr>
-          <w:rFonts w:hint="eastAsia"/>
-        </w:rPr>
-      </w:pPr>
       <w:r>
         <w:t>4. 氏名：</w:t>
       </w:r>
